--- a/downloads/documents/04 Units/Unit 05 - Apparel and Textile Production and Design - Make It, Mend It, Wear It/Lesson 05.13 - Cost Per Wear and Quality Checks.docx
+++ b/downloads/documents/04 Units/Unit 05 - Apparel and Textile Production and Design - Make It, Mend It, Wear It/Lesson 05.13 - Cost Per Wear and Quality Checks.docx
@@ -365,7 +365,7 @@
         <w:t xml:space="preserve"> </w:t>
       </w:r>
       <w:r>
-        <w:t xml:space="preserve">for Turkish, Portuguese, and Spanish.</w:t>
+        <w:t xml:space="preserve">for Spanish.</w:t>
       </w:r>
     </w:p>
     <w:p>
@@ -1234,7 +1234,7 @@
         <w:pStyle w:val="Compact"/>
       </w:pPr>
       <w:r>
-        <w:t xml:space="preserve">ELL: the five quality factors are on the wall with a picture each (two rows of stitching, a bar tack at a pocket corner, a ruler on a seam, a frayed serged edge, a button with a shank); the inspection checklist is a checkbox grid with a picture in each row so no sentence is required to record a result; the worksheet’s division problems are pre-set with the numbers in place so the student fills only the quotient; word bank with the Turkish, Portuguese, and Spanish words for price, seam, thread, button, strong, and wear, per</w:t>
+        <w:t xml:space="preserve">ELL: the five quality factors are on the wall with a picture each (two rows of stitching, a bar tack at a pocket corner, a ruler on a seam, a frayed serged edge, a button with a shank); the inspection checklist is a checkbox grid with a picture in each row so no sentence is required to record a result; the worksheet’s division problems are pre-set with the numbers in place so the student fills only the quotient; word bank with the Spanish words for price, seam, thread, button, strong, and wear, per</w:t>
       </w:r>
       <w:r>
         <w:t xml:space="preserve"> </w:t>
